--- a/public/suplemento-salvaguardas-mariah-es.docx
+++ b/public/suplemento-salvaguardas-mariah-es.docx
@@ -3763,7 +3763,7 @@
           <w:sz w:val="24"/>
           <w:szCs w:val="24"/>
         </w:rPr>
-        <w:t>«¿La elevación es automática o facultad del colegiado?» La MARIAH aplica la elevación en la clasificación que calcula; la decisión final permanece en el CEP. Como en todo el instrumento, la matriz no aprueba ni reprueba protocolos y no sustituye la deliberación colegiada. La salvaguarda es una señal conservadora, no un veredicto.</w:t>
+        <w:t>«¿La elevación es automática o facultad del colegiado?» La MARIAH aplica la elevación en la clasificación que calcula; la decisión final corresponde al CEP. Como en todo el instrumento, la matriz no aprueba ni reprueba protocolos y no sustituye la deliberación colegiada. La salvaguarda es una señal conservadora, no un veredicto.</w:t>
       </w:r>
     </w:p>
     <w:p>
@@ -3870,7 +3870,7 @@
           <w:sz w:val="24"/>
           <w:szCs w:val="24"/>
         </w:rPr>
-        <w:t xml:space="preserve">El Frente 2 de la Validación Local (distribución empírica en los cuatro niveles, en la Versión B) es el instrumento prospectivo diseñado para verificar, en la casuística real de los CEPs, si estos disparadores están bien calibrados o si producen una sobreclasificación que justifique un ajuste. Las eventuales sugerencias del GT sobre estas reglas se consolidarán al cierre del período de lectura, antes del envío de la Guía a la Editora del Ministerio de Salud. Las observaciones y críticas técnicas pueden enviarse, en cualquier momento, a la CGREP (</w:t>
+        <w:t xml:space="preserve">El Frente 2 de la Validación Local (distribución empírica en los cuatro niveles, en la Versión B) es el instrumento prospectivo diseñado para verificar, en la casuística real de los CEPs, si estos disparadores están bien calibrados o si producen una sobreclasificación que justifique un ajuste. Las eventuales sugerencias del GT sobre estas reglas se consolidarán al cierre del período de lectura, antes del envío de la Guía a la Editora del Ministerio de Salud de Brasil (Editora MS). Las observaciones y críticas técnicas pueden enviarse, en cualquier momento, a la CGREP (</w:t>
       </w:r>
       <w:hyperlink r:id="rId7" w:history="1">
         <w:r>

--- a/public/suplemento-salvaguardas-mariah-es.docx
+++ b/public/suplemento-salvaguardas-mariah-es.docx
@@ -64,7 +64,7 @@
           <w:sz w:val="24"/>
           <w:szCs w:val="24"/>
         </w:rPr>
-        <w:t>MARIAH Matriz de Evaluación de Riesgo de Inteligencia Artificial en Investigación con Seres Humanos · Versión preliminar · Julio de 2026</w:t>
+        <w:t>MARIAH Matriz de Evaluación de Riesgo en Inteligencia Artificial en Investigación con Seres Humanos · Versión preliminar · Julio de 2026</w:t>
       </w:r>
     </w:p>
     <w:p>
